--- a/Connected/WordDocs/Technique.docx
+++ b/Connected/WordDocs/Technique.docx
@@ -1,8 +1,8 @@
 
 <file path=word/document.xml><?xml version="1.0" encoding="utf-8"?>
-<w:document xmlns:ns1="http://schemas.microsoft.com/office/word/2010/wordml" xmlns:w="http://schemas.openxmlformats.org/wordprocessingml/2006/main">
+<w:document xmlns:mc="http://schemas.openxmlformats.org/markup-compatibility/2006" xmlns:o="urn:schemas-microsoft-com:office:office" xmlns:r="http://schemas.openxmlformats.org/officeDocument/2006/relationships" xmlns:m="http://schemas.openxmlformats.org/officeDocument/2006/math" xmlns:v="urn:schemas-microsoft-com:vml" xmlns:wp="http://schemas.openxmlformats.org/drawingml/2006/wordprocessingDrawing" xmlns:w10="urn:schemas-microsoft-com:office:word" xmlns:w="http://schemas.openxmlformats.org/wordprocessingml/2006/main" xmlns:wne="http://schemas.microsoft.com/office/word/2006/wordml" xmlns:sl="http://schemas.openxmlformats.org/schemaLibrary/2006/main" xmlns:a="http://schemas.openxmlformats.org/drawingml/2006/main" xmlns:pic="http://schemas.openxmlformats.org/drawingml/2006/picture" xmlns:c="http://schemas.openxmlformats.org/drawingml/2006/chart" xmlns:lc="http://schemas.openxmlformats.org/drawingml/2006/lockedCanvas" xmlns:dgm="http://schemas.openxmlformats.org/drawingml/2006/diagram" xmlns:wps="http://schemas.microsoft.com/office/word/2010/wordprocessingShape" xmlns:wpg="http://schemas.microsoft.com/office/word/2010/wordprocessingGroup" xmlns:w14="http://schemas.microsoft.com/office/word/2010/wordml" xmlns:w15="http://schemas.microsoft.com/office/word/2012/wordml" xmlns:w16="http://schemas.microsoft.com/office/word/2018/wordml" xmlns:w16cex="http://schemas.microsoft.com/office/word/2018/wordml/cex" xmlns:w16cid="http://schemas.microsoft.com/office/word/2016/wordml/cid" xmlns="http://schemas.microsoft.com/office/tasks/2019/documenttasks" xmlns:cr="http://schemas.microsoft.com/office/comments/2020/reactions">
   <w:body>
-    <w:p ns1:paraId="00000191">
+    <w:p>
       <w:pPr>
         <w:jc w:val="center"/>
         <w:rPr>
@@ -19,20 +19,18 @@
         <w:t xml:space="preserve">May</w:t>
       </w:r>
     </w:p>
-    <w:p ns1:paraId="00000192">
-      <w:pPr>
-        <w:jc w:val="left"/>
-        <w:rPr/>
-      </w:pPr>
-      <w:r>
-        <w:rPr>
-          <w:rtl w:val="0"/>
-        </w:rPr>
-      </w:r>
-    </w:p>
-    <w:p ns1:paraId="00000193">
-      <w:pPr>
-        <w:jc w:val="left"/>
+    <w:p>
+      <w:pPr>
+        <w:rPr/>
+      </w:pPr>
+      <w:r>
+        <w:rPr>
+          <w:rtl w:val="0"/>
+        </w:rPr>
+      </w:r>
+    </w:p>
+    <w:p>
+      <w:pPr>
         <w:rPr/>
       </w:pPr>
       <w:r>
@@ -53,7 +51,7 @@
         <w:rPr>
           <w:rtl w:val="0"/>
         </w:rPr>
-        <w:t xml:space="preserve">like </w:t>
+        <w:t xml:space="preserve">like capital “T” </w:t>
       </w:r>
       <w:r>
         <w:rPr>
@@ -84,20 +82,18 @@
         <w:t xml:space="preserve"> someone who understood.</w:t>
       </w:r>
     </w:p>
-    <w:p ns1:paraId="00000194">
-      <w:pPr>
-        <w:jc w:val="left"/>
-        <w:rPr/>
-      </w:pPr>
-      <w:r>
-        <w:rPr>
-          <w:rtl w:val="0"/>
-        </w:rPr>
-      </w:r>
-    </w:p>
-    <w:p ns1:paraId="00000195">
-      <w:pPr>
-        <w:jc w:val="left"/>
+    <w:p>
+      <w:pPr>
+        <w:rPr/>
+      </w:pPr>
+      <w:r>
+        <w:rPr>
+          <w:rtl w:val="0"/>
+        </w:rPr>
+      </w:r>
+    </w:p>
+    <w:p>
+      <w:pPr>
         <w:rPr/>
       </w:pPr>
       <w:r>
@@ -120,20 +116,18 @@
         </w:rPr>
       </w:r>
     </w:p>
-    <w:p ns1:paraId="00000196">
-      <w:pPr>
-        <w:jc w:val="left"/>
-        <w:rPr/>
-      </w:pPr>
-      <w:r>
-        <w:rPr>
-          <w:rtl w:val="0"/>
-        </w:rPr>
-      </w:r>
-    </w:p>
-    <w:p ns1:paraId="00000197">
-      <w:pPr>
-        <w:jc w:val="left"/>
+    <w:p>
+      <w:pPr>
+        <w:rPr/>
+      </w:pPr>
+      <w:r>
+        <w:rPr>
+          <w:rtl w:val="0"/>
+        </w:rPr>
+      </w:r>
+    </w:p>
+    <w:p>
+      <w:pPr>
         <w:rPr/>
       </w:pPr>
       <w:r>
@@ -143,20 +137,18 @@
         <w:t xml:space="preserve">  Leo entered, his eyes fell on May, then on the score screen behind her. A wide grin seemed to take over his face as he recognized the feet she had achieved, and May felt some of her momentous energy return.</w:t>
       </w:r>
     </w:p>
-    <w:p ns1:paraId="00000198">
-      <w:pPr>
-        <w:jc w:val="left"/>
-        <w:rPr/>
-      </w:pPr>
-      <w:r>
-        <w:rPr>
-          <w:rtl w:val="0"/>
-        </w:rPr>
-      </w:r>
-    </w:p>
-    <w:p ns1:paraId="00000199">
-      <w:pPr>
-        <w:jc w:val="left"/>
+    <w:p>
+      <w:pPr>
+        <w:rPr/>
+      </w:pPr>
+      <w:r>
+        <w:rPr>
+          <w:rtl w:val="0"/>
+        </w:rPr>
+      </w:r>
+    </w:p>
+    <w:p>
+      <w:pPr>
         <w:rPr/>
       </w:pPr>
       <w:r>
@@ -166,20 +158,18 @@
         <w:t xml:space="preserve">  A small part of her considered just telling Zach to leave. Be blunt. Get out, you were just a placeholder. But… she couldn’t. She had told herself she would try, maybe there were healthier relationships for her out there.</w:t>
       </w:r>
     </w:p>
-    <w:p ns1:paraId="0000019A">
-      <w:pPr>
-        <w:jc w:val="left"/>
-        <w:rPr/>
-      </w:pPr>
-      <w:r>
-        <w:rPr>
-          <w:rtl w:val="0"/>
-        </w:rPr>
-      </w:r>
-    </w:p>
-    <w:p ns1:paraId="0000019B">
-      <w:pPr>
-        <w:jc w:val="left"/>
+    <w:p>
+      <w:pPr>
+        <w:rPr/>
+      </w:pPr>
+      <w:r>
+        <w:rPr>
+          <w:rtl w:val="0"/>
+        </w:rPr>
+      </w:r>
+    </w:p>
+    <w:p>
+      <w:pPr>
         <w:rPr/>
       </w:pPr>
       <w:r>
@@ -189,20 +179,18 @@
         <w:t xml:space="preserve">  Leo approached, his mouth opened to say something but then he spotted Zach and stopped. Zach wasn’t dressed like a gamer. He wore long suit pants with a button up shirt, his suit was gently laid on a nearby seat. May had found him online. They hadn’t necessarily had sparks, but she just needed to try.</w:t>
       </w:r>
     </w:p>
-    <w:p ns1:paraId="0000019C">
-      <w:pPr>
-        <w:jc w:val="left"/>
-        <w:rPr/>
-      </w:pPr>
-      <w:r>
-        <w:rPr>
-          <w:rtl w:val="0"/>
-        </w:rPr>
-      </w:r>
-    </w:p>
-    <w:p ns1:paraId="0000019D">
-      <w:pPr>
-        <w:jc w:val="left"/>
+    <w:p>
+      <w:pPr>
+        <w:rPr/>
+      </w:pPr>
+      <w:r>
+        <w:rPr>
+          <w:rtl w:val="0"/>
+        </w:rPr>
+      </w:r>
+    </w:p>
+    <w:p>
+      <w:pPr>
         <w:rPr/>
       </w:pPr>
       <w:r>
@@ -212,20 +200,18 @@
         <w:t xml:space="preserve">  “Are you a player? I don’t think we’ve met.” Leo asked, extending a hand.</w:t>
       </w:r>
     </w:p>
-    <w:p ns1:paraId="0000019E">
-      <w:pPr>
-        <w:jc w:val="left"/>
-        <w:rPr/>
-      </w:pPr>
-      <w:r>
-        <w:rPr>
-          <w:rtl w:val="0"/>
-        </w:rPr>
-      </w:r>
-    </w:p>
-    <w:p ns1:paraId="0000019F">
-      <w:pPr>
-        <w:jc w:val="left"/>
+    <w:p>
+      <w:pPr>
+        <w:rPr/>
+      </w:pPr>
+      <w:r>
+        <w:rPr>
+          <w:rtl w:val="0"/>
+        </w:rPr>
+      </w:r>
+    </w:p>
+    <w:p>
+      <w:pPr>
         <w:rPr/>
       </w:pPr>
       <w:r>
@@ -235,20 +221,18 @@
         <w:t xml:space="preserve">  “Maybe? I haven’t tried yet. I’m here with May, who seems pretty good, I don’t know how you all do it.” May could see Leo almost retract his hand with realization, but he reluctantly let the man give his hand a firm shake.</w:t>
       </w:r>
     </w:p>
-    <w:p ns1:paraId="000001A0">
-      <w:pPr>
-        <w:jc w:val="left"/>
-        <w:rPr/>
-      </w:pPr>
-      <w:r>
-        <w:rPr>
-          <w:rtl w:val="0"/>
-        </w:rPr>
-      </w:r>
-    </w:p>
-    <w:p ns1:paraId="000001A1">
-      <w:pPr>
-        <w:jc w:val="left"/>
+    <w:p>
+      <w:pPr>
+        <w:rPr/>
+      </w:pPr>
+      <w:r>
+        <w:rPr>
+          <w:rtl w:val="0"/>
+        </w:rPr>
+      </w:r>
+    </w:p>
+    <w:p>
+      <w:pPr>
         <w:rPr/>
       </w:pPr>
       <w:r>
@@ -258,20 +242,18 @@
         <w:t xml:space="preserve">  “She’s sort of the best on the West Coast. Arguably the country but that gets into some nuance on stamina versus technique.” Leo added, his eyes avoiding May. She was screaming internally, but all she could do was just watch the train wreck itself. She was trapped.</w:t>
       </w:r>
     </w:p>
-    <w:p ns1:paraId="000001A2">
-      <w:pPr>
-        <w:jc w:val="left"/>
-        <w:rPr/>
-      </w:pPr>
-      <w:r>
-        <w:rPr>
-          <w:rtl w:val="0"/>
-        </w:rPr>
-      </w:r>
-    </w:p>
-    <w:p ns1:paraId="000001A3">
-      <w:pPr>
-        <w:jc w:val="left"/>
+    <w:p>
+      <w:pPr>
+        <w:rPr/>
+      </w:pPr>
+      <w:r>
+        <w:rPr>
+          <w:rtl w:val="0"/>
+        </w:rPr>
+      </w:r>
+    </w:p>
+    <w:p>
+      <w:pPr>
         <w:rPr/>
       </w:pPr>
       <w:r>
@@ -281,20 +263,18 @@
         <w:t xml:space="preserve">  “Technique? Like how she holds the bar?” Zach asked. May had to turn away, this physically hurt. She should not have brought him here. You don’t just throw someone into a crazy niche subculture and expect them to even speak the same language. This man was hitting literally every single cliche statement the community made fun of in normies. </w:t>
       </w:r>
     </w:p>
-    <w:p ns1:paraId="000001A4">
-      <w:pPr>
-        <w:jc w:val="left"/>
-        <w:rPr/>
-      </w:pPr>
-      <w:r>
-        <w:rPr>
-          <w:rtl w:val="0"/>
-        </w:rPr>
-      </w:r>
-    </w:p>
-    <w:p ns1:paraId="000001A5">
-      <w:pPr>
-        <w:jc w:val="left"/>
+    <w:p>
+      <w:pPr>
+        <w:rPr/>
+      </w:pPr>
+      <w:r>
+        <w:rPr>
+          <w:rtl w:val="0"/>
+        </w:rPr>
+      </w:r>
+    </w:p>
+    <w:p>
+      <w:pPr>
         <w:rPr/>
       </w:pPr>
       <w:r>
@@ -304,43 +284,39 @@
         <w:t xml:space="preserve">  “Sure.”, Leo paused, “I’m sorry May… I’ll… sync up with you another time. I don’t want to interrupt your date.” He sounded deflated. She turned back and watched him leave. She should say something. Anything. Ditch this loser. She screamed internally again.</w:t>
       </w:r>
     </w:p>
-    <w:p ns1:paraId="000001A6">
-      <w:pPr>
-        <w:jc w:val="left"/>
-        <w:rPr/>
-      </w:pPr>
-      <w:r>
-        <w:rPr>
-          <w:rtl w:val="0"/>
-        </w:rPr>
-      </w:r>
-    </w:p>
-    <w:p ns1:paraId="000001A7">
-      <w:pPr>
-        <w:jc w:val="left"/>
-        <w:rPr/>
-      </w:pPr>
-      <w:r>
-        <w:rPr>
-          <w:rtl w:val="0"/>
-        </w:rPr>
-        <w:t xml:space="preserve">  “He seems cool. I honestly thought this game would just be full of awkward nerdy guys.” Zach said.</w:t>
-      </w:r>
-    </w:p>
-    <w:p ns1:paraId="000001A8">
-      <w:pPr>
-        <w:jc w:val="left"/>
-        <w:rPr/>
-      </w:pPr>
-      <w:r>
-        <w:rPr>
-          <w:rtl w:val="0"/>
-        </w:rPr>
-      </w:r>
-    </w:p>
-    <w:p ns1:paraId="000001A9">
-      <w:pPr>
-        <w:jc w:val="left"/>
+    <w:p>
+      <w:pPr>
+        <w:rPr/>
+      </w:pPr>
+      <w:r>
+        <w:rPr>
+          <w:rtl w:val="0"/>
+        </w:rPr>
+      </w:r>
+    </w:p>
+    <w:p>
+      <w:pPr>
+        <w:rPr/>
+      </w:pPr>
+      <w:r>
+        <w:rPr>
+          <w:rtl w:val="0"/>
+        </w:rPr>
+        <w:t xml:space="preserve">  “He seems cool. I honestly thought these kinds of games would just be full of awkward nerdy guys.” Zach said.</w:t>
+      </w:r>
+    </w:p>
+    <w:p>
+      <w:pPr>
+        <w:rPr/>
+      </w:pPr>
+      <w:r>
+        <w:rPr>
+          <w:rtl w:val="0"/>
+        </w:rPr>
+      </w:r>
+    </w:p>
+    <w:p>
+      <w:pPr>
         <w:rPr/>
       </w:pPr>
       <w:r>
@@ -364,20 +340,18 @@
         <w:t xml:space="preserve"> </w:t>
       </w:r>
     </w:p>
-    <w:p ns1:paraId="000001AA">
-      <w:pPr>
-        <w:jc w:val="left"/>
-        <w:rPr/>
-      </w:pPr>
-      <w:r>
-        <w:rPr>
-          <w:rtl w:val="0"/>
-        </w:rPr>
-      </w:r>
-    </w:p>
-    <w:p ns1:paraId="000001AB">
-      <w:pPr>
-        <w:jc w:val="left"/>
+    <w:p>
+      <w:pPr>
+        <w:rPr/>
+      </w:pPr>
+      <w:r>
+        <w:rPr>
+          <w:rtl w:val="0"/>
+        </w:rPr>
+      </w:r>
+    </w:p>
+    <w:p>
+      <w:pPr>
         <w:rPr/>
       </w:pPr>
       <w:r>
@@ -387,20 +361,18 @@
         <w:t xml:space="preserve">  “The game is counting down, are you going to keep playing?” Zach asked, pointing at the game. May shook her head. Her energy was gone. She couldn’t keep going.</w:t>
       </w:r>
     </w:p>
-    <w:p ns1:paraId="000001AC">
-      <w:pPr>
-        <w:jc w:val="left"/>
-        <w:rPr/>
-      </w:pPr>
-      <w:r>
-        <w:rPr>
-          <w:rtl w:val="0"/>
-        </w:rPr>
-      </w:r>
-    </w:p>
-    <w:p ns1:paraId="000001AD">
-      <w:pPr>
-        <w:jc w:val="left"/>
+    <w:p>
+      <w:pPr>
+        <w:rPr/>
+      </w:pPr>
+      <w:r>
+        <w:rPr>
+          <w:rtl w:val="0"/>
+        </w:rPr>
+      </w:r>
+    </w:p>
+    <w:p>
+      <w:pPr>
         <w:rPr/>
       </w:pPr>
       <w:r>
@@ -410,20 +382,18 @@
         <w:t xml:space="preserve">  “Let’s go get some ramen.” She said, beginning to pack her bags as the game hit zero.</w:t>
       </w:r>
     </w:p>
-    <w:p ns1:paraId="000001AE">
-      <w:pPr>
-        <w:jc w:val="left"/>
-        <w:rPr/>
-      </w:pPr>
-      <w:r>
-        <w:rPr>
-          <w:rtl w:val="0"/>
-        </w:rPr>
-      </w:r>
-    </w:p>
-    <w:p ns1:paraId="000001AF">
-      <w:pPr>
-        <w:jc w:val="left"/>
+    <w:p>
+      <w:pPr>
+        <w:rPr/>
+      </w:pPr>
+      <w:r>
+        <w:rPr>
+          <w:rtl w:val="0"/>
+        </w:rPr>
+      </w:r>
+    </w:p>
+    <w:p>
+      <w:pPr>
         <w:rPr/>
       </w:pPr>
       <w:r>
@@ -433,20 +403,18 @@
         <w:t xml:space="preserve">  “Ramen, with all that sodium?”</w:t>
       </w:r>
     </w:p>
-    <w:p ns1:paraId="000001B0">
-      <w:pPr>
-        <w:jc w:val="left"/>
-        <w:rPr/>
-      </w:pPr>
-      <w:r>
-        <w:rPr>
-          <w:rtl w:val="0"/>
-        </w:rPr>
-      </w:r>
-    </w:p>
-    <w:p ns1:paraId="000001B1">
-      <w:pPr>
-        <w:jc w:val="left"/>
+    <w:p>
+      <w:pPr>
+        <w:rPr/>
+      </w:pPr>
+      <w:r>
+        <w:rPr>
+          <w:rtl w:val="0"/>
+        </w:rPr>
+      </w:r>
+    </w:p>
+    <w:p>
+      <w:pPr>
         <w:rPr/>
       </w:pPr>
       <w:r>
@@ -469,45 +437,40 @@
         </w:rPr>
       </w:r>
     </w:p>
-    <w:p ns1:paraId="000001B2">
-      <w:pPr>
-        <w:jc w:val="left"/>
-        <w:rPr/>
-      </w:pPr>
-      <w:r>
-        <w:rPr>
-          <w:rtl w:val="0"/>
-        </w:rPr>
-      </w:r>
-    </w:p>
-    <w:p ns1:paraId="000001B3">
-      <w:pPr>
-        <w:jc w:val="left"/>
-        <w:rPr/>
-      </w:pPr>
-      <w:r>
-        <w:rPr>
-          <w:rtl w:val="0"/>
-        </w:rPr>
-        <w:t xml:space="preserve">  They left the arcade, May had hoped to catch Leo outside waiting but he was nowhere in sight. Zach was talking about some recent vegan pho restaurant that opened up nearby, she mindlessly followed him without really listening. </w:t>
-      </w:r>
-      <w:r>
+    <w:p>
+      <w:pPr>
+        <w:rPr/>
+      </w:pPr>
+      <w:r>
+        <w:rPr>
+          <w:rtl w:val="0"/>
+        </w:rPr>
+      </w:r>
+    </w:p>
+    <w:p>
+      <w:pPr>
         <w:rPr>
           <w:i w:val="1"/>
           <w:iCs w:val="1"/>
+        </w:rPr>
+      </w:pPr>
+      <w:r>
+        <w:rPr>
+          <w:rtl w:val="0"/>
+        </w:rPr>
+        <w:t xml:space="preserve">  They left the arcade, May had hoped to catch Leo outside waiting but he was nowhere in sight. Zach was talking about some recent vegan pho restaurant that opened up nearby, she mindlessly followed him without really listening. </w:t>
+      </w:r>
+      <w:r>
+        <w:rPr>
+          <w:i w:val="1"/>
+          <w:iCs w:val="1"/>
           <w:rtl w:val="0"/>
         </w:rPr>
         <w:t xml:space="preserve">I’m so sorry Leo… I really am…</w:t>
       </w:r>
-      <w:r>
-        <w:rPr>
-          <w:rtl w:val="0"/>
-        </w:rPr>
-      </w:r>
-    </w:p>
-    <w:p ns1:paraId="000001B4">
-      <w:pPr>
-        <w:jc w:val="left"/>
+    </w:p>
+    <w:p>
+      <w:pPr>
         <w:rPr/>
       </w:pPr>
       <w:r>

--- a/Connected/WordDocs/Technique.docx
+++ b/Connected/WordDocs/Technique.docx
@@ -1,14 +1,23 @@
 
 <file path=word/document.xml><?xml version="1.0" encoding="utf-8"?>
-<w:document xmlns:mc="http://schemas.openxmlformats.org/markup-compatibility/2006" xmlns:o="urn:schemas-microsoft-com:office:office" xmlns:r="http://schemas.openxmlformats.org/officeDocument/2006/relationships" xmlns:m="http://schemas.openxmlformats.org/officeDocument/2006/math" xmlns:v="urn:schemas-microsoft-com:vml" xmlns:wp="http://schemas.openxmlformats.org/drawingml/2006/wordprocessingDrawing" xmlns:w10="urn:schemas-microsoft-com:office:word" xmlns:w="http://schemas.openxmlformats.org/wordprocessingml/2006/main" xmlns:wne="http://schemas.microsoft.com/office/word/2006/wordml" xmlns:sl="http://schemas.openxmlformats.org/schemaLibrary/2006/main" xmlns:a="http://schemas.openxmlformats.org/drawingml/2006/main" xmlns:pic="http://schemas.openxmlformats.org/drawingml/2006/picture" xmlns:c="http://schemas.openxmlformats.org/drawingml/2006/chart" xmlns:lc="http://schemas.openxmlformats.org/drawingml/2006/lockedCanvas" xmlns:dgm="http://schemas.openxmlformats.org/drawingml/2006/diagram" xmlns:wps="http://schemas.microsoft.com/office/word/2010/wordprocessingShape" xmlns:wpg="http://schemas.microsoft.com/office/word/2010/wordprocessingGroup" xmlns:w14="http://schemas.microsoft.com/office/word/2010/wordml" xmlns:w15="http://schemas.microsoft.com/office/word/2012/wordml" xmlns:w16="http://schemas.microsoft.com/office/word/2018/wordml" xmlns:w16cex="http://schemas.microsoft.com/office/word/2018/wordml/cex" xmlns:w16cid="http://schemas.microsoft.com/office/word/2016/wordml/cid" xmlns="http://schemas.microsoft.com/office/tasks/2019/documenttasks" xmlns:cr="http://schemas.microsoft.com/office/comments/2020/reactions">
+<w:document xmlns:w="http://schemas.openxmlformats.org/wordprocessingml/2006/main">
   <w:body>
     <w:p>
       <w:pPr>
-        <w:jc w:val="center"/>
+        <w:rPr/>
+      </w:pPr>
+      <w:r>
         <w:rPr>
           <w:b w:val="1"/>
           <w:bCs w:val="1"/>
-        </w:rPr>
+          <w:rtl w:val="0"/>
+        </w:rPr>
+        <w:tab/>
+      </w:r>
+    </w:p>
+    <w:p>
+      <w:pPr>
+        <w:rPr/>
       </w:pPr>
       <w:r>
         <w:rPr>
@@ -16,6 +25,15 @@
           <w:bCs w:val="1"/>
           <w:rtl w:val="0"/>
         </w:rPr>
+        <w:tab/>
+      </w:r>
+      <w:r>
+        <w:rPr>
+          <w:b w:val="1"/>
+          <w:bCs w:val="1"/>
+          <w:color w:val="0e101a"/>
+          <w:rtl w:val="0"/>
+        </w:rPr>
         <w:t xml:space="preserve">May</w:t>
       </w:r>
     </w:p>
@@ -25,458 +43,1854 @@
       </w:pPr>
       <w:r>
         <w:rPr>
-          <w:rtl w:val="0"/>
-        </w:rPr>
-      </w:r>
-    </w:p>
-    <w:p>
-      <w:pPr>
-        <w:rPr/>
-      </w:pPr>
-      <w:r>
-        <w:rPr>
-          <w:rtl w:val="0"/>
-        </w:rPr>
-        <w:t xml:space="preserve">  May stepped off the pads, breathing heavily. That had been a world record, easily three or four greats ahead of Neko’s. Adrenaline pounded, she looked around for anyone to share that thrill with. Zach applauded lightly, he seemed excited, but he had no context on what she had just done. She topped </w:t>
+          <w:b w:val="1"/>
+          <w:bCs w:val="1"/>
+          <w:color w:val="0e101a"/>
+          <w:rtl w:val="0"/>
+        </w:rPr>
+        <w:tab/>
+      </w:r>
+      <w:r>
+        <w:rPr>
+          <w:color w:val="0e101a"/>
+          <w:rtl w:val="0"/>
+        </w:rPr>
+        <w:t xml:space="preserve">May's veins screamed in glorious victory; her legs could still feel the reverberations of machine-precision rhythmic impact.</w:t>
+      </w:r>
+    </w:p>
+    <w:p>
+      <w:pPr>
+        <w:rPr/>
+      </w:pPr>
+      <w:r>
+        <w:rPr>
+          <w:color w:val="0e101a"/>
+          <w:rtl w:val="0"/>
+        </w:rPr>
+        <w:tab/>
+        <w:t xml:space="preserve">Her phone was already open in her hand, her breathing heavy, as she confirmed on the site.</w:t>
+      </w:r>
+    </w:p>
+    <w:p>
+      <w:pPr>
+        <w:rPr/>
+      </w:pPr>
+      <w:r>
+        <w:rPr>
+          <w:color w:val="0e101a"/>
+          <w:rtl w:val="0"/>
+        </w:rPr>
+        <w:tab/>
+        <w:t xml:space="preserve">She had </w:t>
       </w:r>
       <w:r>
         <w:rPr>
           <w:i w:val="1"/>
           <w:iCs w:val="1"/>
-          <w:rtl w:val="0"/>
-        </w:rPr>
-        <w:t xml:space="preserve">Neko, </w:t>
-      </w:r>
-      <w:r>
-        <w:rPr>
-          <w:rtl w:val="0"/>
-        </w:rPr>
-        <w:t xml:space="preserve">like capital “T” </w:t>
+          <w:color w:val="0e101a"/>
+          <w:rtl w:val="0"/>
+        </w:rPr>
+        <w:t xml:space="preserve">fucking</w:t>
+      </w:r>
+      <w:r>
+        <w:rPr>
+          <w:color w:val="0e101a"/>
+          <w:rtl w:val="0"/>
+        </w:rPr>
+        <w:t xml:space="preserve"> done it.</w:t>
+      </w:r>
+    </w:p>
+    <w:p>
+      <w:pPr>
+        <w:rPr/>
+      </w:pPr>
+      <w:r>
+        <w:rPr>
+          <w:color w:val="0e101a"/>
+          <w:rtl w:val="0"/>
+        </w:rPr>
+        <w:tab/>
+        <w:t xml:space="preserve">She had topped Neko.</w:t>
+      </w:r>
+    </w:p>
+    <w:p>
+      <w:pPr>
+        <w:rPr/>
+      </w:pPr>
+      <w:r>
+        <w:rPr>
+          <w:color w:val="0e101a"/>
+          <w:rtl w:val="0"/>
+        </w:rPr>
+        <w:tab/>
+        <w:t xml:space="preserve">The Neko.</w:t>
+      </w:r>
+    </w:p>
+    <w:p>
+      <w:pPr>
+        <w:rPr/>
+      </w:pPr>
+      <w:r>
+        <w:rPr>
+          <w:color w:val="0e101a"/>
+          <w:rtl w:val="0"/>
+        </w:rPr>
+        <w:tab/>
+        <w:t xml:space="preserve">Capital fucking "T".</w:t>
+      </w:r>
+    </w:p>
+    <w:p>
+      <w:pPr>
+        <w:rPr/>
+      </w:pPr>
+      <w:r>
+        <w:rPr>
+          <w:color w:val="0e101a"/>
+          <w:rtl w:val="0"/>
+        </w:rPr>
+        <w:tab/>
+        <w:t xml:space="preserve">Granted, it was just one song, but it was still unprecedented. A </w:t>
       </w:r>
       <w:r>
         <w:rPr>
           <w:i w:val="1"/>
           <w:iCs w:val="1"/>
-          <w:rtl w:val="0"/>
-        </w:rPr>
-        <w:t xml:space="preserve">The</w:t>
-      </w:r>
-      <w:r>
-        <w:rPr>
-          <w:rtl w:val="0"/>
-        </w:rPr>
-        <w:t xml:space="preserve"> Neko. The thrill inside of her dissipated instantly. Maybe she shouldn’t have brought Zach here so early. They’d only been dating for a few days. But this game meant so much to her, she </w:t>
+          <w:color w:val="0e101a"/>
+          <w:rtl w:val="0"/>
+        </w:rPr>
+        <w:t xml:space="preserve">female</w:t>
+      </w:r>
+      <w:r>
+        <w:rPr>
+          <w:color w:val="0e101a"/>
+          <w:rtl w:val="0"/>
+        </w:rPr>
+        <w:t xml:space="preserve"> </w:t>
       </w:r>
       <w:r>
         <w:rPr>
           <w:i w:val="1"/>
           <w:iCs w:val="1"/>
-          <w:rtl w:val="0"/>
-        </w:rPr>
-        <w:t xml:space="preserve">needed</w:t>
-      </w:r>
-      <w:r>
-        <w:rPr>
-          <w:rtl w:val="0"/>
-        </w:rPr>
-        <w:t xml:space="preserve"> someone who understood.</w:t>
-      </w:r>
-    </w:p>
-    <w:p>
-      <w:pPr>
-        <w:rPr/>
-      </w:pPr>
-      <w:r>
-        <w:rPr>
-          <w:rtl w:val="0"/>
-        </w:rPr>
-      </w:r>
-    </w:p>
-    <w:p>
-      <w:pPr>
-        <w:rPr/>
-      </w:pPr>
-      <w:r>
-        <w:rPr>
-          <w:rtl w:val="0"/>
-        </w:rPr>
-        <w:t xml:space="preserve">  “I can’t believe you memorize all of that!” He said, sounding like one of the random mothers that would stop by on occasion with their kids. She panted, staring at him, holding back many snide responses. The corner of her eye picked up someone entering. </w:t>
+          <w:color w:val="0e101a"/>
+          <w:rtl w:val="0"/>
+        </w:rPr>
+        <w:t xml:space="preserve">American</w:t>
+      </w:r>
+      <w:r>
+        <w:rPr>
+          <w:color w:val="0e101a"/>
+          <w:rtl w:val="0"/>
+        </w:rPr>
+        <w:t xml:space="preserve"> at the top of a leaderboard?</w:t>
+      </w:r>
+    </w:p>
+    <w:p>
+      <w:pPr>
+        <w:rPr/>
+      </w:pPr>
+      <w:r>
+        <w:rPr>
+          <w:color w:val="0e101a"/>
+          <w:rtl w:val="0"/>
+        </w:rPr>
+        <w:tab/>
+        <w:t xml:space="preserve">A grin splashed across her face, and pride erupted from her like a </w:t>
       </w:r>
       <w:r>
         <w:rPr>
           <w:i w:val="1"/>
           <w:iCs w:val="1"/>
-          <w:rtl w:val="0"/>
-        </w:rPr>
-        <w:t xml:space="preserve">No, no no no no no. You picked TODAY to finally come out?</w:t>
-      </w:r>
-      <w:r>
-        <w:rPr>
-          <w:rtl w:val="0"/>
-        </w:rPr>
-      </w:r>
-    </w:p>
-    <w:p>
-      <w:pPr>
-        <w:rPr/>
-      </w:pPr>
-      <w:r>
-        <w:rPr>
-          <w:rtl w:val="0"/>
-        </w:rPr>
-      </w:r>
-    </w:p>
-    <w:p>
-      <w:pPr>
-        <w:rPr/>
-      </w:pPr>
-      <w:r>
-        <w:rPr>
-          <w:rtl w:val="0"/>
-        </w:rPr>
-        <w:t xml:space="preserve">  Leo entered, his eyes fell on May, then on the score screen behind her. A wide grin seemed to take over his face as he recognized the feet she had achieved, and May felt some of her momentous energy return.</w:t>
-      </w:r>
-    </w:p>
-    <w:p>
-      <w:pPr>
-        <w:rPr/>
-      </w:pPr>
-      <w:r>
-        <w:rPr>
-          <w:rtl w:val="0"/>
-        </w:rPr>
-      </w:r>
-    </w:p>
-    <w:p>
-      <w:pPr>
-        <w:rPr/>
-      </w:pPr>
-      <w:r>
-        <w:rPr>
-          <w:rtl w:val="0"/>
-        </w:rPr>
-        <w:t xml:space="preserve">  A small part of her considered just telling Zach to leave. Be blunt. Get out, you were just a placeholder. But… she couldn’t. She had told herself she would try, maybe there were healthier relationships for her out there.</w:t>
-      </w:r>
-    </w:p>
-    <w:p>
-      <w:pPr>
-        <w:rPr/>
-      </w:pPr>
-      <w:r>
-        <w:rPr>
-          <w:rtl w:val="0"/>
-        </w:rPr>
-      </w:r>
-    </w:p>
-    <w:p>
-      <w:pPr>
-        <w:rPr/>
-      </w:pPr>
-      <w:r>
-        <w:rPr>
-          <w:rtl w:val="0"/>
-        </w:rPr>
-        <w:t xml:space="preserve">  Leo approached, his mouth opened to say something but then he spotted Zach and stopped. Zach wasn’t dressed like a gamer. He wore long suit pants with a button up shirt, his suit was gently laid on a nearby seat. May had found him online. They hadn’t necessarily had sparks, but she just needed to try.</w:t>
-      </w:r>
-    </w:p>
-    <w:p>
-      <w:pPr>
-        <w:rPr/>
-      </w:pPr>
-      <w:r>
-        <w:rPr>
-          <w:rtl w:val="0"/>
-        </w:rPr>
-      </w:r>
-    </w:p>
-    <w:p>
-      <w:pPr>
-        <w:rPr/>
-      </w:pPr>
-      <w:r>
-        <w:rPr>
-          <w:rtl w:val="0"/>
-        </w:rPr>
-        <w:t xml:space="preserve">  “Are you a player? I don’t think we’ve met.” Leo asked, extending a hand.</w:t>
-      </w:r>
-    </w:p>
-    <w:p>
-      <w:pPr>
-        <w:rPr/>
-      </w:pPr>
-      <w:r>
-        <w:rPr>
-          <w:rtl w:val="0"/>
-        </w:rPr>
-      </w:r>
-    </w:p>
-    <w:p>
-      <w:pPr>
-        <w:rPr/>
-      </w:pPr>
-      <w:r>
-        <w:rPr>
-          <w:rtl w:val="0"/>
-        </w:rPr>
-        <w:t xml:space="preserve">  “Maybe? I haven’t tried yet. I’m here with May, who seems pretty good, I don’t know how you all do it.” May could see Leo almost retract his hand with realization, but he reluctantly let the man give his hand a firm shake.</w:t>
-      </w:r>
-    </w:p>
-    <w:p>
-      <w:pPr>
-        <w:rPr/>
-      </w:pPr>
-      <w:r>
-        <w:rPr>
-          <w:rtl w:val="0"/>
-        </w:rPr>
-      </w:r>
-    </w:p>
-    <w:p>
-      <w:pPr>
-        <w:rPr/>
-      </w:pPr>
-      <w:r>
-        <w:rPr>
-          <w:rtl w:val="0"/>
-        </w:rPr>
-        <w:t xml:space="preserve">  “She’s sort of the best on the West Coast. Arguably the country but that gets into some nuance on stamina versus technique.” Leo added, his eyes avoiding May. She was screaming internally, but all she could do was just watch the train wreck itself. She was trapped.</w:t>
-      </w:r>
-    </w:p>
-    <w:p>
-      <w:pPr>
-        <w:rPr/>
-      </w:pPr>
-      <w:r>
-        <w:rPr>
-          <w:rtl w:val="0"/>
-        </w:rPr>
-      </w:r>
-    </w:p>
-    <w:p>
-      <w:pPr>
-        <w:rPr/>
-      </w:pPr>
-      <w:r>
-        <w:rPr>
-          <w:rtl w:val="0"/>
-        </w:rPr>
-        <w:t xml:space="preserve">  “Technique? Like how she holds the bar?” Zach asked. May had to turn away, this physically hurt. She should not have brought him here. You don’t just throw someone into a crazy niche subculture and expect them to even speak the same language. This man was hitting literally every single cliche statement the community made fun of in normies. </w:t>
-      </w:r>
-    </w:p>
-    <w:p>
-      <w:pPr>
-        <w:rPr/>
-      </w:pPr>
-      <w:r>
-        <w:rPr>
-          <w:rtl w:val="0"/>
-        </w:rPr>
-      </w:r>
-    </w:p>
-    <w:p>
-      <w:pPr>
-        <w:rPr/>
-      </w:pPr>
-      <w:r>
-        <w:rPr>
-          <w:rtl w:val="0"/>
-        </w:rPr>
-        <w:t xml:space="preserve">  “Sure.”, Leo paused, “I’m sorry May… I’ll… sync up with you another time. I don’t want to interrupt your date.” He sounded deflated. She turned back and watched him leave. She should say something. Anything. Ditch this loser. She screamed internally again.</w:t>
-      </w:r>
-    </w:p>
-    <w:p>
-      <w:pPr>
-        <w:rPr/>
-      </w:pPr>
-      <w:r>
-        <w:rPr>
-          <w:rtl w:val="0"/>
-        </w:rPr>
-      </w:r>
-    </w:p>
-    <w:p>
-      <w:pPr>
-        <w:rPr/>
-      </w:pPr>
-      <w:r>
-        <w:rPr>
-          <w:rtl w:val="0"/>
-        </w:rPr>
-        <w:t xml:space="preserve">  “He seems cool. I honestly thought these kinds of games would just be full of awkward nerdy guys.” Zach said.</w:t>
-      </w:r>
-    </w:p>
-    <w:p>
-      <w:pPr>
-        <w:rPr/>
-      </w:pPr>
-      <w:r>
-        <w:rPr>
-          <w:rtl w:val="0"/>
-        </w:rPr>
-      </w:r>
-    </w:p>
-    <w:p>
-      <w:pPr>
-        <w:rPr/>
-      </w:pPr>
-      <w:r>
-        <w:rPr>
-          <w:rtl w:val="0"/>
-        </w:rPr>
-        <w:t xml:space="preserve">  “Oh it is. Don’t ever think otherwise.” May clarified, stabilizing her breath. </w:t>
+          <w:color w:val="0e101a"/>
+          <w:rtl w:val="0"/>
+        </w:rPr>
+        <w:t xml:space="preserve">nova</w:t>
+      </w:r>
+      <w:r>
+        <w:rPr>
+          <w:color w:val="0e101a"/>
+          <w:rtl w:val="0"/>
+        </w:rPr>
+        <w:t xml:space="preserve">.</w:t>
+      </w:r>
+    </w:p>
+    <w:p>
+      <w:pPr>
+        <w:rPr/>
+      </w:pPr>
+      <w:r>
+        <w:rPr>
+          <w:color w:val="0e101a"/>
+          <w:rtl w:val="0"/>
+        </w:rPr>
+        <w:tab/>
+        <w:t xml:space="preserve">She reflexively looked over her shoulder to meet Leo's own grin.</w:t>
+      </w:r>
+    </w:p>
+    <w:p>
+      <w:pPr>
+        <w:rPr/>
+      </w:pPr>
+      <w:r>
+        <w:rPr>
+          <w:color w:val="0e101a"/>
+          <w:rtl w:val="0"/>
+        </w:rPr>
+        <w:tab/>
+        <w:t xml:space="preserve">Leo, of course, was not there.</w:t>
+      </w:r>
+    </w:p>
+    <w:p>
+      <w:pPr>
+        <w:rPr/>
+      </w:pPr>
+      <w:r>
+        <w:rPr>
+          <w:color w:val="0e101a"/>
+          <w:rtl w:val="0"/>
+        </w:rPr>
+        <w:tab/>
+        <w:t xml:space="preserve">In his place stood a fucking suit.</w:t>
+      </w:r>
+    </w:p>
+    <w:p>
+      <w:pPr>
+        <w:rPr/>
+      </w:pPr>
+      <w:r>
+        <w:rPr>
+          <w:color w:val="0e101a"/>
+          <w:rtl w:val="0"/>
+        </w:rPr>
+        <w:tab/>
+        <w:t xml:space="preserve">Perfectly permed and faided hair, a too-white smile against dark skin, and a blue-striped tie tied so tight that May would qualify it as a kink.</w:t>
+      </w:r>
+    </w:p>
+    <w:p>
+      <w:pPr>
+        <w:rPr/>
+      </w:pPr>
+      <w:r>
+        <w:rPr>
+          <w:color w:val="0e101a"/>
+          <w:rtl w:val="0"/>
+        </w:rPr>
+        <w:tab/>
+        <w:t xml:space="preserve">"Wow, that was over a thousand combo!" the suit said.</w:t>
+      </w:r>
+    </w:p>
+    <w:p>
+      <w:pPr>
+        <w:rPr/>
+      </w:pPr>
+      <w:r>
+        <w:rPr>
+          <w:color w:val="0e101a"/>
+          <w:rtl w:val="0"/>
+        </w:rPr>
+        <w:tab/>
+        <w:t xml:space="preserve">Fucking Zach.</w:t>
+      </w:r>
+    </w:p>
+    <w:p>
+      <w:pPr>
+        <w:rPr/>
+      </w:pPr>
+      <w:r>
+        <w:rPr>
+          <w:color w:val="0e101a"/>
+          <w:rtl w:val="0"/>
+        </w:rPr>
+        <w:tab/>
+        <w:t xml:space="preserve">"It's still so crazy to me that you can do that. I would trip over my own feet, I'm such a klutz. And you're playing </w:t>
       </w:r>
       <w:r>
         <w:rPr>
           <w:i w:val="1"/>
           <w:iCs w:val="1"/>
-          <w:rtl w:val="0"/>
-        </w:rPr>
-        <w:t xml:space="preserve">But Leo is MY awkward nerdy guy…</w:t>
-      </w:r>
-      <w:r>
-        <w:rPr>
-          <w:rtl w:val="0"/>
-        </w:rPr>
-        <w:t xml:space="preserve"> </w:t>
-      </w:r>
-    </w:p>
-    <w:p>
-      <w:pPr>
-        <w:rPr/>
-      </w:pPr>
-      <w:r>
-        <w:rPr>
-          <w:rtl w:val="0"/>
-        </w:rPr>
-      </w:r>
-    </w:p>
-    <w:p>
-      <w:pPr>
-        <w:rPr/>
-      </w:pPr>
-      <w:r>
-        <w:rPr>
-          <w:rtl w:val="0"/>
-        </w:rPr>
-        <w:t xml:space="preserve">  “The game is counting down, are you going to keep playing?” Zach asked, pointing at the game. May shook her head. Her energy was gone. She couldn’t keep going.</w:t>
-      </w:r>
-    </w:p>
-    <w:p>
-      <w:pPr>
-        <w:rPr/>
-      </w:pPr>
-      <w:r>
-        <w:rPr>
-          <w:rtl w:val="0"/>
-        </w:rPr>
-      </w:r>
-    </w:p>
-    <w:p>
-      <w:pPr>
-        <w:rPr/>
-      </w:pPr>
-      <w:r>
-        <w:rPr>
-          <w:rtl w:val="0"/>
-        </w:rPr>
-        <w:t xml:space="preserve">  “Let’s go get some ramen.” She said, beginning to pack her bags as the game hit zero.</w:t>
-      </w:r>
-    </w:p>
-    <w:p>
-      <w:pPr>
-        <w:rPr/>
-      </w:pPr>
-      <w:r>
-        <w:rPr>
-          <w:rtl w:val="0"/>
-        </w:rPr>
-      </w:r>
-    </w:p>
-    <w:p>
-      <w:pPr>
-        <w:rPr/>
-      </w:pPr>
-      <w:r>
-        <w:rPr>
-          <w:rtl w:val="0"/>
-        </w:rPr>
-        <w:t xml:space="preserve">  “Ramen, with all that sodium?”</w:t>
-      </w:r>
-    </w:p>
-    <w:p>
-      <w:pPr>
-        <w:rPr/>
-      </w:pPr>
-      <w:r>
-        <w:rPr>
-          <w:rtl w:val="0"/>
-        </w:rPr>
-      </w:r>
-    </w:p>
-    <w:p>
-      <w:pPr>
-        <w:rPr/>
-      </w:pPr>
-      <w:r>
-        <w:rPr>
-          <w:rtl w:val="0"/>
-        </w:rPr>
-        <w:t xml:space="preserve">  May took a deep breath. </w:t>
+          <w:color w:val="0e101a"/>
+          <w:rtl w:val="0"/>
+        </w:rPr>
+        <w:t xml:space="preserve">both</w:t>
+      </w:r>
+      <w:r>
+        <w:rPr>
+          <w:color w:val="0e101a"/>
+          <w:rtl w:val="0"/>
+        </w:rPr>
+        <w:t xml:space="preserve"> sides at once!"</w:t>
+      </w:r>
+    </w:p>
+    <w:p>
+      <w:pPr>
+        <w:rPr/>
+      </w:pPr>
+      <w:r>
+        <w:rPr>
+          <w:color w:val="0e101a"/>
+          <w:rtl w:val="0"/>
+        </w:rPr>
+        <w:tab/>
+        <w:t xml:space="preserve">The exhilaration—the raw, primal </w:t>
       </w:r>
       <w:r>
         <w:rPr>
           <w:i w:val="1"/>
           <w:iCs w:val="1"/>
-          <w:rtl w:val="0"/>
-        </w:rPr>
-        <w:t xml:space="preserve">He’s smart, he’s successful. Don’t judge him based on his bad takes and lack of knowledge of gaming culture. Give it a try.</w:t>
-      </w:r>
-      <w:r>
-        <w:rPr>
-          <w:rtl w:val="0"/>
-        </w:rPr>
-      </w:r>
-    </w:p>
-    <w:p>
-      <w:pPr>
-        <w:rPr/>
-      </w:pPr>
-      <w:r>
-        <w:rPr>
-          <w:rtl w:val="0"/>
-        </w:rPr>
-      </w:r>
-    </w:p>
-    <w:p>
-      <w:pPr>
+          <w:color w:val="0e101a"/>
+          <w:rtl w:val="0"/>
+        </w:rPr>
+        <w:t xml:space="preserve">euphoria</w:t>
+      </w:r>
+      <w:r>
+        <w:rPr>
+          <w:color w:val="0e101a"/>
+          <w:rtl w:val="0"/>
+        </w:rPr>
+        <w:t xml:space="preserve">—was sucked out of May's body as if Zach had opened an airlock.</w:t>
+      </w:r>
+    </w:p>
+    <w:p>
+      <w:pPr>
+        <w:rPr/>
+      </w:pPr>
+      <w:r>
+        <w:rPr>
+          <w:color w:val="0e101a"/>
+          <w:rtl w:val="0"/>
+        </w:rPr>
+        <w:tab/>
+        <w:t xml:space="preserve">Bringing him here had been a mistake. But May's mother would not stop hounding her to "just give other men a try" and insisted that "Zach is just the most perfect bachelor."</w:t>
+      </w:r>
+    </w:p>
+    <w:p>
+      <w:pPr>
+        <w:rPr/>
+      </w:pPr>
+      <w:r>
+        <w:rPr>
+          <w:color w:val="0e101a"/>
+          <w:rtl w:val="0"/>
+        </w:rPr>
+        <w:tab/>
+        <w:t xml:space="preserve">Well, here May was.</w:t>
+      </w:r>
+    </w:p>
+    <w:p>
+      <w:pPr>
+        <w:rPr/>
+      </w:pPr>
+      <w:r>
+        <w:rPr>
+          <w:color w:val="0e101a"/>
+          <w:rtl w:val="0"/>
+        </w:rPr>
+        <w:tab/>
+        <w:t xml:space="preserve">Giving other men a try.</w:t>
+      </w:r>
+    </w:p>
+    <w:p>
+      <w:pPr>
+        <w:rPr/>
+      </w:pPr>
+      <w:r>
+        <w:rPr>
+          <w:color w:val="0e101a"/>
+          <w:rtl w:val="0"/>
+        </w:rPr>
+        <w:tab/>
+        <w:t xml:space="preserve">And finding herself deeply, deeply disappointed as Zach proceeded to spout off every single cliche, cringey phrase that any normie had ever uttered around the game.</w:t>
+      </w:r>
+    </w:p>
+    <w:p>
+      <w:pPr>
+        <w:rPr/>
+      </w:pPr>
+      <w:r>
+        <w:rPr>
+          <w:color w:val="0e101a"/>
+          <w:rtl w:val="0"/>
+        </w:rPr>
+        <w:tab/>
+        <w:t xml:space="preserve">"So, how long does it take to memorize a song?"</w:t>
+      </w:r>
+    </w:p>
+    <w:p>
+      <w:pPr>
+        <w:rPr/>
+      </w:pPr>
+      <w:r>
+        <w:rPr>
+          <w:color w:val="0e101a"/>
+          <w:rtl w:val="0"/>
+        </w:rPr>
+        <w:tab/>
+        <w:t xml:space="preserve">It physically wounded May's very soul.</w:t>
+      </w:r>
+    </w:p>
+    <w:p>
+      <w:pPr>
+        <w:rPr/>
+      </w:pPr>
+      <w:r>
+        <w:rPr>
+          <w:color w:val="0e101a"/>
+          <w:rtl w:val="0"/>
+        </w:rPr>
+        <w:tab/>
+        <w:t xml:space="preserve">What the fuck was she doing?</w:t>
+      </w:r>
+    </w:p>
+    <w:p>
+      <w:pPr>
+        <w:rPr/>
+      </w:pPr>
+      <w:r>
+        <w:rPr>
+          <w:color w:val="0e101a"/>
+          <w:rtl w:val="0"/>
+        </w:rPr>
+        <w:tab/>
+        <w:t xml:space="preserve">"I... That's not..." May started between pants, unable to even muster the motivation to correct the dumbass.</w:t>
+      </w:r>
+    </w:p>
+    <w:p>
+      <w:pPr>
+        <w:rPr/>
+      </w:pPr>
+      <w:r>
+        <w:rPr>
+          <w:color w:val="0e101a"/>
+          <w:rtl w:val="0"/>
+        </w:rPr>
+        <w:tab/>
+        <w:t xml:space="preserve">She leaned over the back of the bar and stared towards the arcade entrance.</w:t>
+      </w:r>
+    </w:p>
+    <w:p>
+      <w:pPr>
+        <w:rPr/>
+      </w:pPr>
+      <w:r>
+        <w:rPr>
+          <w:color w:val="0e101a"/>
+          <w:rtl w:val="0"/>
+        </w:rPr>
+        <w:tab/>
+        <w:t xml:space="preserve">She needed</w:t>
+      </w:r>
+      <w:r>
         <w:rPr>
           <w:i w:val="1"/>
           <w:iCs w:val="1"/>
-        </w:rPr>
-      </w:pPr>
-      <w:r>
-        <w:rPr>
-          <w:rtl w:val="0"/>
-        </w:rPr>
-        <w:t xml:space="preserve">  They left the arcade, May had hoped to catch Leo outside waiting but he was nowhere in sight. Zach was talking about some recent vegan pho restaurant that opened up nearby, she mindlessly followed him without really listening. </w:t>
+          <w:color w:val="0e101a"/>
+          <w:rtl w:val="0"/>
+        </w:rPr>
+        <w:t xml:space="preserve"> anyone</w:t>
+      </w:r>
+      <w:r>
+        <w:rPr>
+          <w:color w:val="0e101a"/>
+          <w:rtl w:val="0"/>
+        </w:rPr>
+        <w:t xml:space="preserve"> to walk through those doors and recognize what had just happened. Literally </w:t>
       </w:r>
       <w:r>
         <w:rPr>
           <w:i w:val="1"/>
           <w:iCs w:val="1"/>
-          <w:rtl w:val="0"/>
-        </w:rPr>
-        <w:t xml:space="preserve">I’m so sorry Leo… I really am…</w:t>
-      </w:r>
-    </w:p>
-    <w:p>
-      <w:pPr>
-        <w:rPr/>
-      </w:pPr>
-      <w:r>
-        <w:rPr>
-          <w:rtl w:val="0"/>
-        </w:rPr>
+          <w:color w:val="0e101a"/>
+          <w:rtl w:val="0"/>
+        </w:rPr>
+        <w:t xml:space="preserve">any</w:t>
+      </w:r>
+      <w:r>
+        <w:rPr>
+          <w:color w:val="0e101a"/>
+          <w:rtl w:val="0"/>
+        </w:rPr>
+        <w:t xml:space="preserve"> community member. The score screen still sat up behind her.</w:t>
+      </w:r>
+    </w:p>
+    <w:p>
+      <w:pPr>
+        <w:rPr/>
+      </w:pPr>
+      <w:r>
+        <w:rPr>
+          <w:color w:val="0e101a"/>
+          <w:rtl w:val="0"/>
+        </w:rPr>
+        <w:tab/>
+        <w:t xml:space="preserve">As if a prayer had been heard, the doors opened, bathing the arcade entrance in golden light from outside, casting a Leo-sized outline.</w:t>
+      </w:r>
+    </w:p>
+    <w:p>
+      <w:pPr>
+        <w:rPr/>
+      </w:pPr>
+      <w:r>
+        <w:rPr>
+          <w:color w:val="0e101a"/>
+          <w:rtl w:val="0"/>
+        </w:rPr>
+        <w:tab/>
+        <w:t xml:space="preserve">May's heart rate skyrocketed well past the hard cap as the outline resolved into messy blonde hair and blue eyes. The thrill from earlier sucked straight back into her bloodstream, and the fatigue from pushing her body to its absolute limit simply evaporated.</w:t>
+      </w:r>
+    </w:p>
+    <w:p>
+      <w:pPr>
+        <w:rPr/>
+      </w:pPr>
+      <w:r>
+        <w:rPr>
+          <w:color w:val="0e101a"/>
+          <w:rtl w:val="0"/>
+        </w:rPr>
+        <w:tab/>
+        <w:t xml:space="preserve">Leo's eyes met hers, and she watched as that dumb, wonderful sheepish smile grew from ear to ear.</w:t>
+      </w:r>
+    </w:p>
+    <w:p>
+      <w:pPr>
+        <w:rPr/>
+      </w:pPr>
+      <w:r>
+        <w:rPr>
+          <w:color w:val="0e101a"/>
+          <w:rtl w:val="0"/>
+        </w:rPr>
+        <w:tab/>
+        <w:t xml:space="preserve">As he got closer, Leo looked over May's shoulder at the score screen and almost tripped, jaw falling wide open.</w:t>
+      </w:r>
+    </w:p>
+    <w:p>
+      <w:pPr>
+        <w:rPr/>
+      </w:pPr>
+      <w:r>
+        <w:rPr>
+          <w:color w:val="0e101a"/>
+          <w:rtl w:val="0"/>
+        </w:rPr>
+        <w:tab/>
+        <w:t xml:space="preserve">"May, what the </w:t>
+      </w:r>
+      <w:r>
+        <w:rPr>
+          <w:i w:val="1"/>
+          <w:iCs w:val="1"/>
+          <w:color w:val="0e101a"/>
+          <w:rtl w:val="0"/>
+        </w:rPr>
+        <w:t xml:space="preserve">fuck?</w:t>
+      </w:r>
+      <w:r>
+        <w:rPr>
+          <w:color w:val="0e101a"/>
+          <w:rtl w:val="0"/>
+        </w:rPr>
+        <w:t xml:space="preserve">" His phone was out in an instant, taking a picture and checking other scores online.</w:t>
+      </w:r>
+    </w:p>
+    <w:p>
+      <w:pPr>
+        <w:rPr/>
+      </w:pPr>
+      <w:r>
+        <w:rPr>
+          <w:color w:val="0e101a"/>
+          <w:rtl w:val="0"/>
+        </w:rPr>
+        <w:tab/>
+        <w:t xml:space="preserve">There it was. </w:t>
+      </w:r>
+      <w:r>
+        <w:rPr>
+          <w:i w:val="1"/>
+          <w:iCs w:val="1"/>
+          <w:color w:val="0e101a"/>
+          <w:rtl w:val="0"/>
+        </w:rPr>
+        <w:t xml:space="preserve">That </w:t>
+      </w:r>
+      <w:r>
+        <w:rPr>
+          <w:color w:val="0e101a"/>
+          <w:rtl w:val="0"/>
+        </w:rPr>
+        <w:t xml:space="preserve">was what she had needed.</w:t>
+      </w:r>
+    </w:p>
+    <w:p>
+      <w:pPr>
+        <w:rPr/>
+      </w:pPr>
+      <w:r>
+        <w:rPr>
+          <w:color w:val="0e101a"/>
+          <w:rtl w:val="0"/>
+        </w:rPr>
+        <w:tab/>
+        <w:t xml:space="preserve">A small stimpack of hormones burst through May, filling her with the validation and accomplishment she had </w:t>
+      </w:r>
+      <w:r>
+        <w:rPr>
+          <w:i w:val="1"/>
+          <w:iCs w:val="1"/>
+          <w:color w:val="0e101a"/>
+          <w:rtl w:val="0"/>
+        </w:rPr>
+        <w:t xml:space="preserve">craved</w:t>
+      </w:r>
+      <w:r>
+        <w:rPr>
+          <w:color w:val="0e101a"/>
+          <w:rtl w:val="0"/>
+        </w:rPr>
+        <w:t xml:space="preserve">, that she </w:t>
+      </w:r>
+      <w:r>
+        <w:rPr>
+          <w:i w:val="1"/>
+          <w:iCs w:val="1"/>
+          <w:color w:val="0e101a"/>
+          <w:rtl w:val="0"/>
+        </w:rPr>
+        <w:t xml:space="preserve">deserved</w:t>
+      </w:r>
+      <w:r>
+        <w:rPr>
+          <w:color w:val="0e101a"/>
+          <w:rtl w:val="0"/>
+        </w:rPr>
+        <w:t xml:space="preserve">. Leo knew just how to make anyone playing the game feel like they were on top of the world, regardless of skill level. And right now, May fucking was the top of the </w:t>
+      </w:r>
+      <w:r>
+        <w:rPr>
+          <w:i w:val="1"/>
+          <w:iCs w:val="1"/>
+          <w:color w:val="0e101a"/>
+          <w:rtl w:val="0"/>
+        </w:rPr>
+        <w:t xml:space="preserve">fucking</w:t>
+      </w:r>
+      <w:r>
+        <w:rPr>
+          <w:color w:val="0e101a"/>
+          <w:rtl w:val="0"/>
+        </w:rPr>
+        <w:t xml:space="preserve"> world.</w:t>
+      </w:r>
+    </w:p>
+    <w:p>
+      <w:pPr>
+        <w:rPr/>
+      </w:pPr>
+      <w:r>
+        <w:rPr>
+          <w:color w:val="0e101a"/>
+          <w:rtl w:val="0"/>
+        </w:rPr>
+        <w:tab/>
+        <w:t xml:space="preserve">May wanted to do nothing but ride that surging ecstasy inside of her, grab Leo, and drag him straight to the bathroom.</w:t>
+      </w:r>
+    </w:p>
+    <w:p>
+      <w:pPr>
+        <w:rPr/>
+      </w:pPr>
+      <w:r>
+        <w:rPr>
+          <w:color w:val="0e101a"/>
+          <w:rtl w:val="0"/>
+        </w:rPr>
+        <w:tab/>
+        <w:t xml:space="preserve">"Oh, May, does he play too? Surely he can't be as good as you," Zach interrupted the moment, turning to Leo with an outstretched hand.</w:t>
+      </w:r>
+    </w:p>
+    <w:p>
+      <w:pPr>
+        <w:rPr/>
+      </w:pPr>
+      <w:r>
+        <w:rPr>
+          <w:color w:val="0e101a"/>
+          <w:rtl w:val="0"/>
+        </w:rPr>
+        <w:tab/>
+        <w:t xml:space="preserve">But Zach was here.</w:t>
+      </w:r>
+    </w:p>
+    <w:p>
+      <w:pPr>
+        <w:rPr/>
+      </w:pPr>
+      <w:r>
+        <w:rPr>
+          <w:color w:val="0e101a"/>
+          <w:rtl w:val="0"/>
+        </w:rPr>
+        <w:tab/>
+        <w:t xml:space="preserve">Fucking Zach.</w:t>
+      </w:r>
+    </w:p>
+    <w:p>
+      <w:pPr>
+        <w:rPr/>
+      </w:pPr>
+      <w:r>
+        <w:rPr>
+          <w:color w:val="0e101a"/>
+          <w:rtl w:val="0"/>
+        </w:rPr>
+        <w:tab/>
+        <w:t xml:space="preserve">Leo's eyes darted from May to Zach. May watched him consider the suit with confusion. He took the hand and shook.</w:t>
+      </w:r>
+    </w:p>
+    <w:p>
+      <w:pPr>
+        <w:rPr/>
+      </w:pPr>
+      <w:r>
+        <w:rPr>
+          <w:color w:val="0e101a"/>
+          <w:rtl w:val="0"/>
+        </w:rPr>
+        <w:tab/>
+        <w:t xml:space="preserve">"No. I play, but not... like her. Leo... or LionsPaw. Do you play?"</w:t>
+      </w:r>
+    </w:p>
+    <w:p>
+      <w:pPr>
+        <w:rPr/>
+      </w:pPr>
+      <w:r>
+        <w:rPr>
+          <w:color w:val="0e101a"/>
+          <w:rtl w:val="0"/>
+        </w:rPr>
+        <w:tab/>
+        <w:t xml:space="preserve">May groaned internally.</w:t>
+      </w:r>
+    </w:p>
+    <w:p>
+      <w:pPr>
+        <w:rPr/>
+      </w:pPr>
+      <w:r>
+        <w:rPr>
+          <w:color w:val="0e101a"/>
+          <w:rtl w:val="0"/>
+        </w:rPr>
+        <w:tab/>
+        <w:t xml:space="preserve">Knowing Leo, he was about to attempt to recruit her "date" to the community.</w:t>
+      </w:r>
+    </w:p>
+    <w:p>
+      <w:pPr>
+        <w:rPr/>
+      </w:pPr>
+      <w:r>
+        <w:rPr>
+          <w:color w:val="0e101a"/>
+          <w:rtl w:val="0"/>
+        </w:rPr>
+        <w:tab/>
+        <w:tab/>
+        <w:t xml:space="preserve">Zach shook his head and laughed softly. "Leo, what a name. Zach, a pleasure, I'm sure. But, no. I could never. I would hurt myself. May here seems quite adept for the both of us."</w:t>
+      </w:r>
+    </w:p>
+    <w:p>
+      <w:pPr>
+        <w:rPr/>
+      </w:pPr>
+      <w:r>
+        <w:rPr>
+          <w:color w:val="0e101a"/>
+          <w:rtl w:val="0"/>
+        </w:rPr>
+        <w:tab/>
+        <w:t xml:space="preserve">May had not told Zach about Leo.</w:t>
+      </w:r>
+    </w:p>
+    <w:p>
+      <w:pPr>
+        <w:rPr/>
+      </w:pPr>
+      <w:r>
+        <w:rPr>
+          <w:color w:val="0e101a"/>
+          <w:rtl w:val="0"/>
+        </w:rPr>
+        <w:tab/>
+        <w:t xml:space="preserve">He did not realize that he had just indicated to the love of May's life that he was on a date with her. If one could call this a date, and not simply "getting mom to shut the fuck up."</w:t>
+      </w:r>
+    </w:p>
+    <w:p>
+      <w:pPr>
+        <w:rPr/>
+      </w:pPr>
+      <w:r>
+        <w:rPr>
+          <w:color w:val="0e101a"/>
+          <w:rtl w:val="0"/>
+        </w:rPr>
+        <w:tab/>
+        <w:t xml:space="preserve">Leo met May's eyes, and she looked away, likely confirming his worry.</w:t>
+      </w:r>
+    </w:p>
+    <w:p>
+      <w:pPr>
+        <w:rPr/>
+      </w:pPr>
+      <w:r>
+        <w:rPr>
+          <w:color w:val="0e101a"/>
+          <w:rtl w:val="0"/>
+        </w:rPr>
+        <w:tab/>
+        <w:t xml:space="preserve">"She's... the best. You know," Leo said with affectionate resignation. May knew he wasn't talking about the game.</w:t>
+      </w:r>
+    </w:p>
+    <w:p>
+      <w:pPr>
+        <w:rPr/>
+      </w:pPr>
+      <w:r>
+        <w:rPr>
+          <w:color w:val="0e101a"/>
+          <w:rtl w:val="0"/>
+        </w:rPr>
+        <w:tab/>
+        <w:t xml:space="preserve">"Leo, that's a lie, and you know it," May stated, turning to face the game, finally exiting the score screen, and mindlessly scrolling through songs.</w:t>
+      </w:r>
+    </w:p>
+    <w:p>
+      <w:pPr>
+        <w:rPr/>
+      </w:pPr>
+      <w:r>
+        <w:rPr>
+          <w:color w:val="0e101a"/>
+          <w:rtl w:val="0"/>
+        </w:rPr>
+        <w:tab/>
+        <w:t xml:space="preserve">"She's modest. Her technique is unheard of."</w:t>
+      </w:r>
+    </w:p>
+    <w:p>
+      <w:pPr>
+        <w:rPr/>
+      </w:pPr>
+      <w:r>
+        <w:rPr>
+          <w:color w:val="0e101a"/>
+          <w:rtl w:val="0"/>
+        </w:rPr>
+        <w:tab/>
+        <w:t xml:space="preserve">May was still pretty confident he wasn't talking about the game.</w:t>
+      </w:r>
+    </w:p>
+    <w:p>
+      <w:pPr>
+        <w:rPr/>
+      </w:pPr>
+      <w:r>
+        <w:rPr>
+          <w:color w:val="0e101a"/>
+          <w:rtl w:val="0"/>
+        </w:rPr>
+        <w:tab/>
+        <w:t xml:space="preserve">"Technique? Like how she holds the bar? Is that cheating?"</w:t>
+      </w:r>
+    </w:p>
+    <w:p>
+      <w:pPr>
+        <w:rPr/>
+      </w:pPr>
+      <w:r>
+        <w:rPr>
+          <w:color w:val="0e101a"/>
+          <w:rtl w:val="0"/>
+        </w:rPr>
+        <w:tab/>
+        <w:t xml:space="preserve">May stopped scrolling and looked back at Zach. Both he and Leo were looking at May in confusion.</w:t>
+      </w:r>
+    </w:p>
+    <w:p>
+      <w:pPr>
+        <w:rPr/>
+      </w:pPr>
+      <w:r>
+        <w:rPr>
+          <w:color w:val="0e101a"/>
+          <w:rtl w:val="0"/>
+        </w:rPr>
+        <w:tab/>
+        <w:t xml:space="preserve">Zach seemed legitimately lost at why May was so exasperated with him, and Leo seemed baffled at what the fuck May was doing with this man.</w:t>
+      </w:r>
+    </w:p>
+    <w:p>
+      <w:pPr>
+        <w:rPr/>
+      </w:pPr>
+      <w:r>
+        <w:rPr>
+          <w:color w:val="0e101a"/>
+          <w:rtl w:val="0"/>
+        </w:rPr>
+        <w:tab/>
+        <w:t xml:space="preserve">May, herself, was on the same page as Leo.</w:t>
+      </w:r>
+    </w:p>
+    <w:p>
+      <w:pPr>
+        <w:rPr/>
+      </w:pPr>
+      <w:r>
+        <w:rPr>
+          <w:color w:val="0e101a"/>
+          <w:rtl w:val="0"/>
+        </w:rPr>
+        <w:tab/>
+        <w:t xml:space="preserve">"You know I played-" Zach started.</w:t>
+      </w:r>
+    </w:p>
+    <w:p>
+      <w:pPr>
+        <w:rPr/>
+      </w:pPr>
+      <w:r>
+        <w:rPr>
+          <w:color w:val="0e101a"/>
+          <w:rtl w:val="0"/>
+        </w:rPr>
+        <w:tab/>
+        <w:t xml:space="preserve">"Guitar Hero. Yes." May completed his sentence, stepping off the pads and towards Leo.</w:t>
+      </w:r>
+    </w:p>
+    <w:p>
+      <w:pPr>
+        <w:rPr/>
+      </w:pPr>
+      <w:r>
+        <w:rPr>
+          <w:color w:val="0e101a"/>
+          <w:rtl w:val="0"/>
+        </w:rPr>
+        <w:tab/>
+        <w:t xml:space="preserve">"How'd you know?" Zach asked, seeming genuinely shocked.</w:t>
+      </w:r>
+    </w:p>
+    <w:p>
+      <w:pPr>
+        <w:rPr/>
+      </w:pPr>
+      <w:r>
+        <w:rPr>
+          <w:color w:val="0e101a"/>
+          <w:rtl w:val="0"/>
+        </w:rPr>
+        <w:tab/>
+        <w:t xml:space="preserve">"Everyone </w:t>
+      </w:r>
+      <w:r>
+        <w:rPr>
+          <w:i w:val="1"/>
+          <w:iCs w:val="1"/>
+          <w:color w:val="0e101a"/>
+          <w:rtl w:val="0"/>
+        </w:rPr>
+        <w:t xml:space="preserve">fucking</w:t>
+      </w:r>
+      <w:r>
+        <w:rPr>
+          <w:color w:val="0e101a"/>
+          <w:rtl w:val="0"/>
+        </w:rPr>
+        <w:t xml:space="preserve"> played Guitar Hero," May growled, grabbing Leo by the hand.</w:t>
+      </w:r>
+    </w:p>
+    <w:p>
+      <w:pPr>
+        <w:rPr/>
+      </w:pPr>
+      <w:r>
+        <w:rPr>
+          <w:color w:val="0e101a"/>
+          <w:rtl w:val="0"/>
+        </w:rPr>
+        <w:tab/>
+        <w:t xml:space="preserve">Zach was already in a state of shock at May's "mind reading".</w:t>
+      </w:r>
+    </w:p>
+    <w:p>
+      <w:pPr>
+        <w:rPr/>
+      </w:pPr>
+      <w:r>
+        <w:rPr>
+          <w:color w:val="0e101a"/>
+          <w:rtl w:val="0"/>
+        </w:rPr>
+        <w:tab/>
+        <w:t xml:space="preserve">May could only imagine what his face looked like as she proceeded to drag Leo past him and towards the arcade front desk.</w:t>
+      </w:r>
+    </w:p>
+    <w:p>
+      <w:pPr>
+        <w:rPr/>
+      </w:pPr>
+      <w:r>
+        <w:rPr>
+          <w:color w:val="0e101a"/>
+          <w:rtl w:val="0"/>
+        </w:rPr>
+        <w:tab/>
+        <w:t xml:space="preserve">She could only imagine it, as she did not look back at the idiot while she grabbed the bathroom key from behind the desk, blatantly ignoring the "NOT ALLOWED IN BATHROOM" sign with May's picture under it, before proceeding to drag Leo towards the back of the arcade.</w:t>
+      </w:r>
+    </w:p>
+    <w:p>
+      <w:pPr>
+        <w:rPr/>
+      </w:pPr>
+      <w:r>
+        <w:rPr>
+          <w:color w:val="0e101a"/>
+          <w:rtl w:val="0"/>
+        </w:rPr>
+        <w:tab/>
+        <w:t xml:space="preserve">Leo was </w:t>
+      </w:r>
+      <w:r>
+        <w:rPr>
+          <w:i w:val="1"/>
+          <w:iCs w:val="1"/>
+          <w:color w:val="0e101a"/>
+          <w:rtl w:val="0"/>
+        </w:rPr>
+        <w:t xml:space="preserve">not</w:t>
+      </w:r>
+      <w:r>
+        <w:rPr>
+          <w:color w:val="0e101a"/>
+          <w:rtl w:val="0"/>
+        </w:rPr>
+        <w:t xml:space="preserve"> shocked by this turn of events.</w:t>
+      </w:r>
+    </w:p>
+    <w:p>
+      <w:pPr>
+        <w:rPr/>
+      </w:pPr>
+      <w:r>
+        <w:rPr>
+          <w:color w:val="0e101a"/>
+          <w:rtl w:val="0"/>
+        </w:rPr>
+        <w:tab/>
+        <w:t xml:space="preserve">"It was good to meet you, Zach! The game is fun, I promise!" Leo yelled back before they disappeared from the man's line of sight.</w:t>
+      </w:r>
+    </w:p>
+    <w:p>
+      <w:pPr>
+        <w:rPr/>
+      </w:pPr>
+      <w:r>
+        <w:rPr>
+          <w:color w:val="0e101a"/>
+          <w:rtl w:val="0"/>
+        </w:rPr>
+        <w:tab/>
+        <w:t xml:space="preserve">"Don't talk to the normies, Leo," May growled, opening the bathroom door and dragging him in.</w:t>
+      </w:r>
+    </w:p>
+    <w:p>
+      <w:pPr>
+        <w:rPr/>
+      </w:pPr>
+      <w:r>
+        <w:rPr>
+          <w:color w:val="0e101a"/>
+          <w:rtl w:val="0"/>
+        </w:rPr>
+        <w:tab/>
+        <w:t xml:space="preserve">May had taken her fair share of misses.</w:t>
+      </w:r>
+    </w:p>
+    <w:p>
+      <w:pPr>
+        <w:rPr/>
+      </w:pPr>
+      <w:r>
+        <w:rPr>
+          <w:color w:val="0e101a"/>
+          <w:rtl w:val="0"/>
+        </w:rPr>
+        <w:tab/>
+        <w:t xml:space="preserve">It was time to get some perfects.</w:t>
+      </w:r>
+    </w:p>
+    <w:p>
+      <w:pPr>
+        <w:rPr/>
+      </w:pPr>
+      <w:r>
+        <w:rPr>
+          <w:color w:val="0e101a"/>
+          <w:rtl w:val="0"/>
+        </w:rPr>
+        <w:tab/>
+      </w:r>
+      <w:r>
+        <w:rPr>
+          <w:b w:val="1"/>
+          <w:bCs w:val="1"/>
+          <w:color w:val="0e101a"/>
+          <w:rtl w:val="0"/>
+        </w:rPr>
+        <w:t xml:space="preserve">Leo</w:t>
+      </w:r>
+    </w:p>
+    <w:p>
+      <w:pPr>
+        <w:rPr/>
+      </w:pPr>
+      <w:r>
+        <w:rPr>
+          <w:b w:val="1"/>
+          <w:bCs w:val="1"/>
+          <w:color w:val="0e101a"/>
+          <w:rtl w:val="0"/>
+        </w:rPr>
+        <w:tab/>
+      </w:r>
+      <w:r>
+        <w:rPr>
+          <w:color w:val="0e101a"/>
+          <w:rtl w:val="0"/>
+        </w:rPr>
+        <w:t xml:space="preserve">The energy of the arcade washed back over Leo as he stumbled out of the bathroom, freshly decorated with a layer of physical claim he had desperately missed.</w:t>
+      </w:r>
+    </w:p>
+    <w:p>
+      <w:pPr>
+        <w:rPr/>
+      </w:pPr>
+      <w:r>
+        <w:rPr>
+          <w:color w:val="0e101a"/>
+          <w:rtl w:val="0"/>
+        </w:rPr>
+        <w:tab/>
+        <w:t xml:space="preserve">It was all he could do to control his breath. Fortunately, it was early enough that there wasn't really anyone else to perform to.</w:t>
+      </w:r>
+    </w:p>
+    <w:p>
+      <w:pPr>
+        <w:rPr/>
+      </w:pPr>
+      <w:r>
+        <w:rPr>
+          <w:color w:val="0e101a"/>
+          <w:rtl w:val="0"/>
+        </w:rPr>
+        <w:tab/>
+        <w:t xml:space="preserve">Zach appeared to have left.</w:t>
+      </w:r>
+    </w:p>
+    <w:p>
+      <w:pPr>
+        <w:rPr/>
+      </w:pPr>
+      <w:r>
+        <w:rPr>
+          <w:color w:val="0e101a"/>
+          <w:rtl w:val="0"/>
+        </w:rPr>
+        <w:tab/>
+        <w:t xml:space="preserve">He returned the bathroom key, smiling shyly at the attendant who had returned to the desk. They simply shook their head with a sigh.</w:t>
+      </w:r>
+    </w:p>
+    <w:p>
+      <w:pPr>
+        <w:rPr/>
+      </w:pPr>
+      <w:r>
+        <w:rPr>
+          <w:color w:val="0e101a"/>
+          <w:rtl w:val="0"/>
+        </w:rPr>
+        <w:tab/>
+        <w:t xml:space="preserve">May followed shortly after.</w:t>
+      </w:r>
+    </w:p>
+    <w:p>
+      <w:pPr>
+        <w:rPr/>
+      </w:pPr>
+      <w:r>
+        <w:rPr>
+          <w:color w:val="0e101a"/>
+          <w:rtl w:val="0"/>
+        </w:rPr>
+        <w:tab/>
+        <w:t xml:space="preserve">The typical pattern would be for them to go play, release any residual pent-up energy, and then hit up Korean BBQ with whatever community members were around for drinks.</w:t>
+      </w:r>
+    </w:p>
+    <w:p>
+      <w:pPr>
+        <w:rPr/>
+      </w:pPr>
+      <w:r>
+        <w:rPr>
+          <w:color w:val="0e101a"/>
+          <w:rtl w:val="0"/>
+        </w:rPr>
+        <w:tab/>
+        <w:t xml:space="preserve">The look May gave him as she approached—and the one he hoped he managed to give back—said it was time to break that pattern.</w:t>
+      </w:r>
+    </w:p>
+    <w:p>
+      <w:pPr>
+        <w:rPr/>
+      </w:pPr>
+      <w:r>
+        <w:rPr>
+          <w:color w:val="0e101a"/>
+          <w:rtl w:val="0"/>
+        </w:rPr>
+        <w:tab/>
+        <w:t xml:space="preserve">"This isn't working," May stated, beginning a steady pace through the arcade.</w:t>
+      </w:r>
+    </w:p>
+    <w:p>
+      <w:pPr>
+        <w:rPr/>
+      </w:pPr>
+      <w:r>
+        <w:rPr>
+          <w:color w:val="0e101a"/>
+          <w:rtl w:val="0"/>
+        </w:rPr>
+        <w:tab/>
+        <w:t xml:space="preserve">Oh.</w:t>
+      </w:r>
+    </w:p>
+    <w:p>
+      <w:pPr>
+        <w:rPr/>
+      </w:pPr>
+      <w:r>
+        <w:rPr>
+          <w:color w:val="0e101a"/>
+          <w:rtl w:val="0"/>
+        </w:rPr>
+        <w:tab/>
+        <w:t xml:space="preserve">That was more of a pattern break than Leo had expected.</w:t>
+      </w:r>
+    </w:p>
+    <w:p>
+      <w:pPr>
+        <w:rPr/>
+      </w:pPr>
+      <w:r>
+        <w:rPr>
+          <w:color w:val="0e101a"/>
+          <w:rtl w:val="0"/>
+        </w:rPr>
+        <w:tab/>
+        <w:t xml:space="preserve">His heart sank as he fell in step. "But I thought..."</w:t>
+      </w:r>
+    </w:p>
+    <w:p>
+      <w:pPr>
+        <w:rPr/>
+      </w:pPr>
+      <w:r>
+        <w:rPr>
+          <w:color w:val="0e101a"/>
+          <w:rtl w:val="0"/>
+        </w:rPr>
+        <w:tab/>
+        <w:t xml:space="preserve">"No. I said that wrong. Clearly, something is working. But... Fuck."</w:t>
+      </w:r>
+    </w:p>
+    <w:p>
+      <w:pPr>
+        <w:rPr/>
+      </w:pPr>
+      <w:r>
+        <w:rPr>
+          <w:color w:val="0e101a"/>
+          <w:rtl w:val="0"/>
+        </w:rPr>
+        <w:tab/>
+        <w:t xml:space="preserve">"What are we missing?" Leo's eyes trailed along the floor. He wasn't quite sure if he should take her hand, though he desperately wanted to.</w:t>
+      </w:r>
+    </w:p>
+    <w:p>
+      <w:pPr>
+        <w:rPr/>
+      </w:pPr>
+      <w:r>
+        <w:rPr>
+          <w:color w:val="0e101a"/>
+          <w:rtl w:val="0"/>
+        </w:rPr>
+        <w:tab/>
+        <w:t xml:space="preserve">"Maybe we approach this from the other angle? What </w:t>
+      </w:r>
+      <w:r>
+        <w:rPr>
+          <w:i w:val="1"/>
+          <w:iCs w:val="1"/>
+          <w:color w:val="0e101a"/>
+          <w:rtl w:val="0"/>
+        </w:rPr>
+        <w:t xml:space="preserve">is</w:t>
+      </w:r>
+      <w:r>
+        <w:rPr>
+          <w:color w:val="0e101a"/>
+          <w:rtl w:val="0"/>
+        </w:rPr>
+        <w:t xml:space="preserve"> working?"</w:t>
+      </w:r>
+    </w:p>
+    <w:p>
+      <w:pPr>
+        <w:rPr/>
+      </w:pPr>
+      <w:r>
+        <w:rPr>
+          <w:color w:val="0e101a"/>
+          <w:rtl w:val="0"/>
+        </w:rPr>
+        <w:tab/>
+        <w:t xml:space="preserve">Leo supposed that was a smart move. The known knowns... like Cale said.</w:t>
+      </w:r>
+    </w:p>
+    <w:p>
+      <w:pPr>
+        <w:rPr/>
+      </w:pPr>
+      <w:r>
+        <w:rPr>
+          <w:color w:val="0e101a"/>
+          <w:rtl w:val="0"/>
+        </w:rPr>
+        <w:tab/>
+        <w:t xml:space="preserve">They exchanged glances, then both looked down at Leo's chest, which was covered in marks of claim.</w:t>
+      </w:r>
+    </w:p>
+    <w:p>
+      <w:pPr>
+        <w:rPr/>
+      </w:pPr>
+      <w:r>
+        <w:rPr>
+          <w:color w:val="0e101a"/>
+          <w:rtl w:val="0"/>
+        </w:rPr>
+        <w:tab/>
+        <w:t xml:space="preserve">Well, that most </w:t>
+      </w:r>
+      <w:r>
+        <w:rPr>
+          <w:i w:val="1"/>
+          <w:iCs w:val="1"/>
+          <w:color w:val="0e101a"/>
+          <w:rtl w:val="0"/>
+        </w:rPr>
+        <w:t xml:space="preserve">certainly</w:t>
+      </w:r>
+      <w:r>
+        <w:rPr>
+          <w:color w:val="0e101a"/>
+          <w:rtl w:val="0"/>
+        </w:rPr>
+        <w:t xml:space="preserve"> was working; they both seemed to silently agree on that.</w:t>
+      </w:r>
+    </w:p>
+    <w:p>
+      <w:pPr>
+        <w:rPr/>
+      </w:pPr>
+      <w:r>
+        <w:rPr>
+          <w:color w:val="0e101a"/>
+          <w:rtl w:val="0"/>
+        </w:rPr>
+        <w:tab/>
+        <w:t xml:space="preserve">"So... what... friends with benefits until we... I don't know... figure out... us?" Leo couldn't even find the right words for this.</w:t>
+      </w:r>
+    </w:p>
+    <w:p>
+      <w:pPr>
+        <w:rPr/>
+      </w:pPr>
+      <w:r>
+        <w:rPr>
+          <w:color w:val="0e101a"/>
+          <w:rtl w:val="0"/>
+        </w:rPr>
+        <w:tab/>
+        <w:t xml:space="preserve">"It's better than not seeing each other, right?" May asked, sounding unsure herself.</w:t>
+      </w:r>
+    </w:p>
+    <w:p>
+      <w:pPr>
+        <w:rPr/>
+      </w:pPr>
+      <w:r>
+        <w:rPr>
+          <w:color w:val="0e101a"/>
+          <w:rtl w:val="0"/>
+        </w:rPr>
+        <w:tab/>
+        <w:t xml:space="preserve">Cale said to keep things simple.</w:t>
+      </w:r>
+    </w:p>
+    <w:p>
+      <w:pPr>
+        <w:rPr/>
+      </w:pPr>
+      <w:r>
+        <w:rPr>
+          <w:color w:val="0e101a"/>
+          <w:rtl w:val="0"/>
+        </w:rPr>
+        <w:tab/>
+        <w:t xml:space="preserve">Sex was simple.</w:t>
+      </w:r>
+    </w:p>
+    <w:p>
+      <w:pPr>
+        <w:rPr/>
+      </w:pPr>
+      <w:r>
+        <w:rPr>
+          <w:color w:val="0e101a"/>
+          <w:rtl w:val="0"/>
+        </w:rPr>
+        <w:tab/>
+        <w:t xml:space="preserve">Sort of.</w:t>
+      </w:r>
+    </w:p>
+    <w:p>
+      <w:pPr>
+        <w:rPr/>
+      </w:pPr>
+      <w:r>
+        <w:rPr>
+          <w:color w:val="0e101a"/>
+          <w:rtl w:val="0"/>
+        </w:rPr>
+        <w:tab/>
+        <w:t xml:space="preserve">He still loved her. Which made it complicated.</w:t>
+      </w:r>
+    </w:p>
+    <w:p>
+      <w:pPr>
+        <w:rPr/>
+      </w:pPr>
+      <w:r>
+        <w:rPr>
+          <w:color w:val="0e101a"/>
+          <w:rtl w:val="0"/>
+        </w:rPr>
+        <w:tab/>
+        <w:t xml:space="preserve">Or was that simple?</w:t>
+      </w:r>
+    </w:p>
+    <w:p>
+      <w:pPr>
+        <w:rPr/>
+      </w:pPr>
+      <w:r>
+        <w:rPr>
+          <w:color w:val="0e101a"/>
+          <w:rtl w:val="0"/>
+        </w:rPr>
+        <w:tab/>
+        <w:t xml:space="preserve">Even now, his hand kept gravitating towards hers as they walked. Their pinkies brushed more than once. The boundaries were going to be... hard.</w:t>
+      </w:r>
+    </w:p>
+    <w:p>
+      <w:pPr>
+        <w:rPr/>
+      </w:pPr>
+      <w:r>
+        <w:rPr>
+          <w:color w:val="0e101a"/>
+          <w:rtl w:val="0"/>
+        </w:rPr>
+        <w:tab/>
+        <w:t xml:space="preserve">But...</w:t>
+      </w:r>
+    </w:p>
+    <w:p>
+      <w:pPr>
+        <w:rPr/>
+      </w:pPr>
+      <w:r>
+        <w:rPr>
+          <w:color w:val="0e101a"/>
+          <w:rtl w:val="0"/>
+        </w:rPr>
+        <w:tab/>
+        <w:t xml:space="preserve">Something needed to change.</w:t>
+      </w:r>
+    </w:p>
+    <w:p>
+      <w:pPr>
+        <w:rPr/>
+      </w:pPr>
+      <w:r>
+        <w:rPr>
+          <w:color w:val="0e101a"/>
+          <w:rtl w:val="0"/>
+        </w:rPr>
+        <w:tab/>
+        <w:t xml:space="preserve">"It's better than nothing. What... what are the rules?" Leo looked up in an attempt to read her.</w:t>
+      </w:r>
+    </w:p>
+    <w:p>
+      <w:pPr>
+        <w:rPr/>
+      </w:pPr>
+      <w:r>
+        <w:rPr>
+          <w:color w:val="0e101a"/>
+          <w:rtl w:val="0"/>
+        </w:rPr>
+        <w:tab/>
+        <w:t xml:space="preserve">May was definitely churning. He wasn't used to her not having answers ready; this was apparently a problem complex enough for someone all-knowing to need to sort through.</w:t>
+      </w:r>
+    </w:p>
+    <w:p>
+      <w:pPr>
+        <w:rPr/>
+      </w:pPr>
+      <w:r>
+        <w:rPr>
+          <w:color w:val="0e101a"/>
+          <w:rtl w:val="0"/>
+        </w:rPr>
+        <w:tab/>
+        <w:t xml:space="preserve">"No affection? Fuck, I don't know Leo. You're the one who's better at rules."</w:t>
+      </w:r>
+    </w:p>
+    <w:p>
+      <w:pPr>
+        <w:rPr/>
+      </w:pPr>
+      <w:r>
+        <w:rPr>
+          <w:color w:val="0e101a"/>
+          <w:rtl w:val="0"/>
+        </w:rPr>
+        <w:tab/>
+        <w:t xml:space="preserve">"No hand holding," Leo added. That felt like a no-brainer.</w:t>
+      </w:r>
+    </w:p>
+    <w:p>
+      <w:pPr>
+        <w:rPr/>
+      </w:pPr>
+      <w:r>
+        <w:rPr>
+          <w:color w:val="0e101a"/>
+          <w:rtl w:val="0"/>
+        </w:rPr>
+        <w:tab/>
+        <w:t xml:space="preserve">"Kissing is... OK, but only when... banging?" May's brow furrowed with each rule.</w:t>
+      </w:r>
+    </w:p>
+    <w:p>
+      <w:pPr>
+        <w:rPr/>
+      </w:pPr>
+      <w:r>
+        <w:rPr>
+          <w:color w:val="0e101a"/>
+          <w:rtl w:val="0"/>
+        </w:rPr>
+        <w:tab/>
+        <w:t xml:space="preserve">"No staying overnight," Leo added, then, reluctantly, "No scratching backs."</w:t>
+      </w:r>
+    </w:p>
+    <w:p>
+      <w:pPr>
+        <w:rPr/>
+      </w:pPr>
+      <w:r>
+        <w:rPr>
+          <w:color w:val="0e101a"/>
+          <w:rtl w:val="0"/>
+        </w:rPr>
+        <w:tab/>
+        <w:t xml:space="preserve">This was definitely not simple.</w:t>
+      </w:r>
+    </w:p>
+    <w:p>
+      <w:pPr>
+        <w:rPr/>
+      </w:pPr>
+      <w:r>
+        <w:rPr>
+          <w:color w:val="0e101a"/>
+          <w:rtl w:val="0"/>
+        </w:rPr>
+        <w:tab/>
+        <w:t xml:space="preserve">They continued to walk. The typically comforting electrified air of the arcade felt uncharacteristically pressurized, and the games seemed to be shouting at them.</w:t>
+      </w:r>
+    </w:p>
+    <w:p>
+      <w:pPr>
+        <w:rPr/>
+      </w:pPr>
+      <w:r>
+        <w:rPr>
+          <w:color w:val="0e101a"/>
+          <w:rtl w:val="0"/>
+        </w:rPr>
+        <w:tab/>
+        <w:t xml:space="preserve">Was this wrong?</w:t>
+      </w:r>
+    </w:p>
+    <w:p>
+      <w:pPr>
+        <w:rPr/>
+      </w:pPr>
+      <w:r>
+        <w:rPr>
+          <w:color w:val="0e101a"/>
+          <w:rtl w:val="0"/>
+        </w:rPr>
+        <w:tab/>
+        <w:t xml:space="preserve">May wouldn't let them make a bad decision, though. If she was on board, he was on board.</w:t>
+      </w:r>
+    </w:p>
+    <w:p>
+      <w:pPr>
+        <w:rPr/>
+      </w:pPr>
+      <w:r>
+        <w:rPr>
+          <w:color w:val="0e101a"/>
+          <w:rtl w:val="0"/>
+        </w:rPr>
+        <w:tab/>
+        <w:t xml:space="preserve">Besides, what else would they do? They clearly were worse off apart than together.</w:t>
+      </w:r>
+    </w:p>
+    <w:p>
+      <w:pPr>
+        <w:rPr/>
+      </w:pPr>
+      <w:r>
+        <w:rPr>
+          <w:color w:val="0e101a"/>
+          <w:rtl w:val="0"/>
+        </w:rPr>
+        <w:tab/>
+        <w:t xml:space="preserve">They finally came to the arcade entrance.</w:t>
+      </w:r>
+    </w:p>
+    <w:p>
+      <w:pPr>
+        <w:rPr/>
+      </w:pPr>
+      <w:r>
+        <w:rPr>
+          <w:color w:val="0e101a"/>
+          <w:rtl w:val="0"/>
+        </w:rPr>
+        <w:tab/>
+        <w:t xml:space="preserve">Leo briefly met May's eyes, but averted his gaze, not wanting to come off as affectionate.</w:t>
+      </w:r>
+    </w:p>
+    <w:p>
+      <w:pPr>
+        <w:rPr/>
+      </w:pPr>
+      <w:r>
+        <w:rPr>
+          <w:color w:val="0e101a"/>
+          <w:rtl w:val="0"/>
+        </w:rPr>
+        <w:tab/>
+        <w:t xml:space="preserve">"I... Congrats on the world record. You... you earned it, truthfully," Leo stated, pushing the door open.</w:t>
+      </w:r>
+    </w:p>
+    <w:p>
+      <w:pPr>
+        <w:rPr/>
+      </w:pPr>
+      <w:r>
+        <w:rPr>
+          <w:color w:val="0e101a"/>
+          <w:rtl w:val="0"/>
+        </w:rPr>
+        <w:tab/>
+        <w:t xml:space="preserve">In his heart, he whispered the "I love you" that he couldn't confess.</w:t>
+      </w:r>
+    </w:p>
+    <w:p>
+      <w:pPr>
+        <w:rPr/>
+      </w:pPr>
+      <w:r>
+        <w:rPr>
+          <w:color w:val="0e101a"/>
+          <w:rtl w:val="0"/>
+        </w:rPr>
+        <w:tab/>
+        <w:t xml:space="preserve">"I..." May paused, causing Leo himself to wait, halfway out of the door but looking back.</w:t>
+      </w:r>
+    </w:p>
+    <w:p>
+      <w:pPr>
+        <w:rPr/>
+      </w:pPr>
+      <w:r>
+        <w:rPr>
+          <w:color w:val="0e101a"/>
+          <w:rtl w:val="0"/>
+        </w:rPr>
+        <w:tab/>
+        <w:t xml:space="preserve">He could almost hear her own unspoken "I love you".</w:t>
+      </w:r>
+    </w:p>
+    <w:p>
+      <w:pPr>
+        <w:rPr/>
+      </w:pPr>
+      <w:r>
+        <w:rPr>
+          <w:color w:val="0e101a"/>
+          <w:rtl w:val="0"/>
+        </w:rPr>
+        <w:tab/>
+        <w:t xml:space="preserve">"Thank you," was all she gave verbally, though. Her eyes managed to flicker everywhere except at him before turning back towards the game.</w:t>
+      </w:r>
+    </w:p>
+    <w:p>
+      <w:pPr>
+        <w:rPr/>
+      </w:pPr>
+      <w:r>
+        <w:rPr>
+          <w:color w:val="0e101a"/>
+          <w:rtl w:val="0"/>
+        </w:rPr>
+        <w:tab/>
+        <w:t xml:space="preserve">It... that... just "thank you"? That wasn't May. Were they acting now?</w:t>
+      </w:r>
+    </w:p>
+    <w:p>
+      <w:pPr>
+        <w:rPr/>
+      </w:pPr>
+      <w:r>
+        <w:rPr>
+          <w:color w:val="0e101a"/>
+          <w:rtl w:val="0"/>
+        </w:rPr>
+        <w:tab/>
+        <w:t xml:space="preserve">But... rules were rules.</w:t>
+      </w:r>
+    </w:p>
+    <w:p>
+      <w:pPr>
+        <w:rPr/>
+      </w:pPr>
+      <w:r>
+        <w:rPr>
+          <w:color w:val="0e101a"/>
+          <w:rtl w:val="0"/>
+        </w:rPr>
+        <w:tab/>
+        <w:t xml:space="preserve">So he left.</w:t>
+      </w:r>
+    </w:p>
+    <w:p>
+      <w:pPr>
+        <w:rPr/>
+      </w:pPr>
+      <w:r>
+        <w:rPr>
+          <w:color w:val="0e101a"/>
+          <w:rtl w:val="0"/>
+        </w:rPr>
+        <w:tab/>
+        <w:t xml:space="preserve">The glaring sun of the outside world beat down on him accusatorially. The heat was overwhelming, and forced him to hurry to the car. He briefly considered running back in and throwing his arms around May.</w:t>
+      </w:r>
+    </w:p>
+    <w:p>
+      <w:pPr>
+        <w:rPr/>
+      </w:pPr>
+      <w:r>
+        <w:rPr>
+          <w:color w:val="0e101a"/>
+          <w:rtl w:val="0"/>
+        </w:rPr>
+        <w:tab/>
+        <w:t xml:space="preserve">But... they needed to try this iteration, right? Something needed to change.</w:t>
+      </w:r>
+    </w:p>
+    <w:p>
+      <w:pPr>
+        <w:rPr/>
+      </w:pPr>
+      <w:r>
+        <w:rPr>
+          <w:color w:val="0e101a"/>
+          <w:rtl w:val="0"/>
+        </w:rPr>
+        <w:tab/>
+        <w:t xml:space="preserve">Leo could not help but think that he had left worse than he had entered.</w:t>
+      </w:r>
+    </w:p>
+    <w:p>
+      <w:pPr>
+        <w:rPr/>
+      </w:pPr>
+      <w:r>
+        <w:rPr>
+          <w:color w:val="0e101a"/>
+          <w:rtl w:val="0"/>
+        </w:rPr>
+        <w:tab/>
+        <w:t xml:space="preserve">Just hit the arrows when they get to the top...</w:t>
+      </w:r>
+    </w:p>
+    <w:p>
+      <w:pPr>
+        <w:rPr/>
+      </w:pPr>
+      <w:r>
+        <w:rPr>
+          <w:color w:val="0e101a"/>
+          <w:rtl w:val="0"/>
+        </w:rPr>
+        <w:tab/>
+        <w:t xml:space="preserve">So fucking simple.</w:t>
+      </w:r>
+    </w:p>
+    <w:p>
+      <w:pPr>
+        <w:rPr/>
+      </w:pPr>
+      <w:r>
+        <w:rPr>
+          <w:color w:val="0e101a"/>
+          <w:rtl w:val="0"/>
+        </w:rPr>
+        <w:tab/>
       </w:r>
     </w:p>
     <w:sectPr>
